--- a/output/docx/fr/BUFR_TableD_fr_00.docx
+++ b/output/docx/fr/BUFR_TableD_fr_00.docx
@@ -2979,7 +2979,7 @@
           <w:i/>
           <w:sz w:val="14"/>
         </w:rPr>
-        <w:t>Note 32: On pourrait penser qu’étant donné que l’on ne peut procéder qu’à des adjonctions il ne faut utiliser que des lignes complètes; toutefois on peut concevoir que, pour certaines zones précises, il faudra des modifi- cations aussi bien que des adjonctions; il vaut donc mieux donner des descriptions pour tous les champs, notamment dans un souci de clarté.</w:t>
+        <w:t>Note D32: On pourrait penser qu’étant donné que l’on ne peut procéder qu’à des adjonctions il ne faut utiliser que des lignes complètes; toutefois on peut concevoir que, pour certaines zones précises, il faudra des modifi- cations aussi bien que des adjonctions; il vaut donc mieux donner des descriptions pour tous les champs, notamment dans un souci de clarté.</w:t>
       </w:r>
     </w:p>
     <w:sectPr>
